--- a/Законопроекты/Законопроекты 260 (лицензия FISHING)/ACT.260.Закон об охоте и рыбалке (лицензия FISHING).docx
+++ b/Законопроекты/Законопроекты 260 (лицензия FISHING)/ACT.260.Закон об охоте и рыбалке (лицензия FISHING).docx
@@ -174,7 +174,7 @@
           <w:sz w:val="24"/>
           <w:szCs w:val="24"/>
         </w:rPr>
-        <w:t>Настоящий законопроект вводит в Закон «Об охоте и рыбалке на территории штата San-Andreas» механизм аннулирования и изъятия лицензии «FISHING» и прямую отсылку к санкциям за нарушение правил рыболовства. Действующая редакция предусматривает аннулирование лицензий только для охоты: статьи 30–32 снимают лицензию «HUNTING» и лицензию на оружие, тогда как для рыболовства аналогичной нормы нет. Статья 11 объявляет вылов без лицензии браконьерством, но не называет ни санкции, ни последствий для лицензии, а статья 29 отсылает к кодексам в общей форме. В результате сотрудник правоохранительного органа может выписать штраф по статье 7.1 Административного кодекса, но не вправе аннулировать лицензию «FISHING» у лица, которое вылавливало рыбу в запрещённых водоёмах или сверх нормы. Законопроект вводит статью 15 с основаниями и порядком аннулирования (заповедные водоёмы, превышение нормы, повторное нарушение в течение 30 суток), относит полномочие к сотрудникам LSPD, Sheriff Department и Government, устанавливает, что аннулирование не освобождает от штрафа, а улов изымается, и определяет, что повторно лицензия выдаётся в общем порядке не ранее чем через 30 суток. Статья 11 дополняется точной отсылкой к статье 7.1 Административного кодекса и изъятию улова, статья 29 — перечнем составов и указанием на статьи 7.1 и 7.2 Административного кодекса. Нормы о выдаче лицензии, перечне рыболовных зон, видах водных биоресурсов и уголовной ответственности не изменяются.</w:t>
+        <w:t>Настоящий законопроект вводит в Закон «Об охоте и рыбалке на территории штата San-Andreas» аннулирование и изъятие лицензии «FISHING» и точную отсылку к санкциям за нарушение правил рыболовства. Аннулирование лицензий в законе предусмотрено только для охоты (статьи 30–32 — лицензия «HUNTING» и лицензия на оружие); для рыболовства такой нормы нет. Статья 11 объявляет вылов без лицензии браконьерством, но не называет ни санкции, ни последствий для лицензии, а статья 29 отсылает к кодексам в общей форме. В результате штраф по статье 7.1 Административного кодекса выписать можно, а лицензию «FISHING» у лица, ловившего в заповедных водоёмах, снять нельзя. Новая статья 33 ставится последней в главе VI «Контроль, надзор и ответственность», поэтому нумерация статей закона продолжается подряд (после статьи 32); она устанавливает аннулирование и изъятие лицензии при нарушении правил рыболовства, относит полномочие к сотрудникам LSPD, LSCSD и Офиса Генерального прокурора, указывает, что аннулирование не освобождает от административной ответственности, а улов изымается, и сохраняет общий порядок повторного получения лицензии по статье 12. Статья 29 приводится к точной отсылке, статья 11 дополняется указанием на изъятие улова. Нормы о выдаче лицензии, рыболовных зонах, видах водных биоресурсов и уголовной ответственности не изменяются.</w:t>
       </w:r>
     </w:p>
     <w:p>
@@ -491,7 +491,7 @@
                 <w:szCs w:val="24"/>
                 <w:shd w:val="clear" w:color="auto" w:fill="D9EAD3"/>
               </w:rPr>
-              <w:t xml:space="preserve">San-Andreas, с обязательным изъятием улова.</w:t>
+              <w:t xml:space="preserve">San-Andreas, с изъятием улова.</w:t>
             </w:r>
           </w:p>
         </w:tc>
@@ -521,7 +521,7 @@
                 <w:sz w:val="24"/>
                 <w:szCs w:val="24"/>
               </w:rPr>
-              <w:t xml:space="preserve">Статья 15. Аннулирование и изъятие лицензии «FISHING»</w:t>
+              <w:t xml:space="preserve">Статья 29</w:t>
             </w:r>
           </w:p>
           <w:p>
@@ -536,8 +536,66 @@
                 <w:color w:val="333333"/>
                 <w:sz w:val="24"/>
                 <w:szCs w:val="24"/>
-              </w:rPr>
-              <w:t xml:space="preserve">В действующей редакции отсутствует.</w:t>
+                <w:shd w:val="clear" w:color="auto" w:fill="F4CCCC"/>
+              </w:rPr>
+              <w:t xml:space="preserve">Наказание, </w:t>
+            </w:r>
+            <w:r>
+              <w:rPr>
+                <w:rFonts w:ascii="Times New Roman" w:hAnsi="Times New Roman" w:eastAsia="Times New Roman" w:cs="Times New Roman"/>
+                <w:color w:val="333333"/>
+                <w:sz w:val="24"/>
+                <w:szCs w:val="24"/>
+              </w:rPr>
+              <w:t xml:space="preserve">в </w:t>
+            </w:r>
+            <w:r>
+              <w:rPr>
+                <w:rFonts w:ascii="Times New Roman" w:hAnsi="Times New Roman" w:eastAsia="Times New Roman" w:cs="Times New Roman"/>
+                <w:color w:val="333333"/>
+                <w:sz w:val="24"/>
+                <w:szCs w:val="24"/>
+                <w:shd w:val="clear" w:color="auto" w:fill="F4CCCC"/>
+              </w:rPr>
+              <w:t xml:space="preserve">случае превышение норм вылова (улова) водных биоресурсов для гражданских лиц </w:t>
+            </w:r>
+            <w:r>
+              <w:rPr>
+                <w:rFonts w:ascii="Times New Roman" w:hAnsi="Times New Roman" w:eastAsia="Times New Roman" w:cs="Times New Roman"/>
+                <w:color w:val="333333"/>
+                <w:sz w:val="24"/>
+                <w:szCs w:val="24"/>
+              </w:rPr>
+              <w:t xml:space="preserve">и </w:t>
+            </w:r>
+            <w:r>
+              <w:rPr>
+                <w:rFonts w:ascii="Times New Roman" w:hAnsi="Times New Roman" w:eastAsia="Times New Roman" w:cs="Times New Roman"/>
+                <w:color w:val="333333"/>
+                <w:sz w:val="24"/>
+                <w:szCs w:val="24"/>
+                <w:shd w:val="clear" w:color="auto" w:fill="F4CCCC"/>
+              </w:rPr>
+              <w:t xml:space="preserve">коммерческих организаций предусматривается Административными </w:t>
+            </w:r>
+            <w:r>
+              <w:rPr>
+                <w:rFonts w:ascii="Times New Roman" w:hAnsi="Times New Roman" w:eastAsia="Times New Roman" w:cs="Times New Roman"/>
+                <w:color w:val="333333"/>
+                <w:sz w:val="24"/>
+                <w:szCs w:val="24"/>
+              </w:rPr>
+              <w:t xml:space="preserve">и </w:t>
+            </w:r>
+            <w:r>
+              <w:rPr>
+                <w:rFonts w:ascii="Times New Roman" w:hAnsi="Times New Roman" w:eastAsia="Times New Roman" w:cs="Times New Roman"/>
+                <w:color w:val="333333"/>
+                <w:sz w:val="24"/>
+                <w:szCs w:val="24"/>
+                <w:shd w:val="clear" w:color="auto" w:fill="F4CCCC"/>
+              </w:rPr>
+              <w:t xml:space="preserve">Уголовным кодексами.</w:t>
             </w:r>
           </w:p>
         </w:tc>
@@ -565,7 +623,7 @@
                 <w:sz w:val="24"/>
                 <w:szCs w:val="24"/>
               </w:rPr>
-              <w:t xml:space="preserve">Статья 15. Аннулирование и изъятие лицензии «FISHING»</w:t>
+              <w:t xml:space="preserve">Статья 29</w:t>
             </w:r>
           </w:p>
           <w:p>
@@ -582,15 +640,17 @@
                 <w:szCs w:val="24"/>
                 <w:shd w:val="clear" w:color="auto" w:fill="D9EAD3"/>
               </w:rPr>
-              <w:t xml:space="preserve">ч. 1. Лицензия «FISHING» подлежит аннулированию и изъятию при:</w:t>
-            </w:r>
-          </w:p>
-          <w:p>
-            <w:pPr>
-              <w:widowControl w:val="0"/>
-              <w:spacing w:line="240" w:lineRule="auto"/>
-              <w:jc w:val="both"/>
-            </w:pPr>
+              <w:t xml:space="preserve">Ответственность за нарушение правил рыболовства наступает </w:t>
+            </w:r>
+            <w:r>
+              <w:rPr>
+                <w:rFonts w:ascii="Times New Roman" w:hAnsi="Times New Roman" w:eastAsia="Times New Roman" w:cs="Times New Roman"/>
+                <w:color w:val="333333"/>
+                <w:sz w:val="24"/>
+                <w:szCs w:val="24"/>
+              </w:rPr>
+              <w:t xml:space="preserve">в </w:t>
+            </w:r>
             <w:r>
               <w:rPr>
                 <w:rFonts w:ascii="Times New Roman" w:hAnsi="Times New Roman" w:eastAsia="Times New Roman" w:cs="Times New Roman"/>
@@ -599,15 +659,17 @@
                 <w:szCs w:val="24"/>
                 <w:shd w:val="clear" w:color="auto" w:fill="D9EAD3"/>
               </w:rPr>
-              <w:t xml:space="preserve">а) вылове водных биоресурсов в водоёмах (местах), указанных в приложении № 1 настоящего закона;</w:t>
-            </w:r>
-          </w:p>
-          <w:p>
-            <w:pPr>
-              <w:widowControl w:val="0"/>
-              <w:spacing w:line="240" w:lineRule="auto"/>
-              <w:jc w:val="both"/>
-            </w:pPr>
+              <w:t xml:space="preserve">соответствии со статьями 7.1 </w:t>
+            </w:r>
+            <w:r>
+              <w:rPr>
+                <w:rFonts w:ascii="Times New Roman" w:hAnsi="Times New Roman" w:eastAsia="Times New Roman" w:cs="Times New Roman"/>
+                <w:color w:val="333333"/>
+                <w:sz w:val="24"/>
+                <w:szCs w:val="24"/>
+              </w:rPr>
+              <w:t xml:space="preserve">и </w:t>
+            </w:r>
             <w:r>
               <w:rPr>
                 <w:rFonts w:ascii="Times New Roman" w:hAnsi="Times New Roman" w:eastAsia="Times New Roman" w:cs="Times New Roman"/>
@@ -616,15 +678,17 @@
                 <w:szCs w:val="24"/>
                 <w:shd w:val="clear" w:color="auto" w:fill="D9EAD3"/>
               </w:rPr>
-              <w:t xml:space="preserve">б) вылове водных биоресурсов с превышением установленной нормы;</w:t>
-            </w:r>
-          </w:p>
-          <w:p>
-            <w:pPr>
-              <w:widowControl w:val="0"/>
-              <w:spacing w:line="240" w:lineRule="auto"/>
-              <w:jc w:val="both"/>
-            </w:pPr>
+              <w:t xml:space="preserve">7.2 Административного кодекса штата San-Andreas с изъятием улова, а также с аннулированием </w:t>
+            </w:r>
+            <w:r>
+              <w:rPr>
+                <w:rFonts w:ascii="Times New Roman" w:hAnsi="Times New Roman" w:eastAsia="Times New Roman" w:cs="Times New Roman"/>
+                <w:color w:val="333333"/>
+                <w:sz w:val="24"/>
+                <w:szCs w:val="24"/>
+              </w:rPr>
+              <w:t xml:space="preserve">и </w:t>
+            </w:r>
             <w:r>
               <w:rPr>
                 <w:rFonts w:ascii="Times New Roman" w:hAnsi="Times New Roman" w:eastAsia="Times New Roman" w:cs="Times New Roman"/>
@@ -633,58 +697,7 @@
                 <w:szCs w:val="24"/>
                 <w:shd w:val="clear" w:color="auto" w:fill="D9EAD3"/>
               </w:rPr>
-              <w:t xml:space="preserve">в) повторном в течение 30 суток нарушении, предусмотренном пунктом «а» или «б» настоящей части.</w:t>
-            </w:r>
-          </w:p>
-          <w:p>
-            <w:pPr>
-              <w:widowControl w:val="0"/>
-              <w:spacing w:line="240" w:lineRule="auto"/>
-              <w:jc w:val="both"/>
-            </w:pPr>
-            <w:r>
-              <w:rPr>
-                <w:rFonts w:ascii="Times New Roman" w:hAnsi="Times New Roman" w:eastAsia="Times New Roman" w:cs="Times New Roman"/>
-                <w:color w:val="333333"/>
-                <w:sz w:val="24"/>
-                <w:szCs w:val="24"/>
-                <w:shd w:val="clear" w:color="auto" w:fill="D9EAD3"/>
-              </w:rPr>
-              <w:t xml:space="preserve">ч. 2. Аннулирование и изъятие лицензии производится уполномоченным сотрудником LSPD, Sheriff Department или Government с составлением протокола и внесением отметки об аннулировании в реестр выданных лицензий.</w:t>
-            </w:r>
-          </w:p>
-          <w:p>
-            <w:pPr>
-              <w:widowControl w:val="0"/>
-              <w:spacing w:line="240" w:lineRule="auto"/>
-              <w:jc w:val="both"/>
-            </w:pPr>
-            <w:r>
-              <w:rPr>
-                <w:rFonts w:ascii="Times New Roman" w:hAnsi="Times New Roman" w:eastAsia="Times New Roman" w:cs="Times New Roman"/>
-                <w:color w:val="333333"/>
-                <w:sz w:val="24"/>
-                <w:szCs w:val="24"/>
-                <w:shd w:val="clear" w:color="auto" w:fill="D9EAD3"/>
-              </w:rPr>
-              <w:t xml:space="preserve">ч. 3. Аннулирование лицензии не освобождает лицо от административной ответственности, а выловленные водные биоресурсы подлежат изъятию.</w:t>
-            </w:r>
-          </w:p>
-          <w:p>
-            <w:pPr>
-              <w:widowControl w:val="0"/>
-              <w:spacing w:line="240" w:lineRule="auto"/>
-              <w:jc w:val="both"/>
-            </w:pPr>
-            <w:r>
-              <w:rPr>
-                <w:rFonts w:ascii="Times New Roman" w:hAnsi="Times New Roman" w:eastAsia="Times New Roman" w:cs="Times New Roman"/>
-                <w:color w:val="333333"/>
-                <w:sz w:val="24"/>
-                <w:szCs w:val="24"/>
-                <w:shd w:val="clear" w:color="auto" w:fill="D9EAD3"/>
-              </w:rPr>
-              <w:t xml:space="preserve">ч. 4. Повторное получение лицензии «FISHING» осуществляется в порядке, установленном статьёй 12 настоящего закона, после уплаты назначенного штрафа, но не ранее 30 суток со дня аннулирования.</w:t>
+              <w:t xml:space="preserve">изъятием лицензии «FISHING» в случаях, предусмотренных статьёй 33 настоящего закона.</w:t>
             </w:r>
           </w:p>
         </w:tc>
@@ -714,7 +727,7 @@
                 <w:sz w:val="24"/>
                 <w:szCs w:val="24"/>
               </w:rPr>
-              <w:t xml:space="preserve">Статья 29</w:t>
+              <w:t xml:space="preserve">Статья 33. Аннулирование и изъятие лицензии «FISHING»</w:t>
             </w:r>
           </w:p>
           <w:p>
@@ -729,85 +742,8 @@
                 <w:color w:val="333333"/>
                 <w:sz w:val="24"/>
                 <w:szCs w:val="24"/>
-                <w:shd w:val="clear" w:color="auto" w:fill="F4CCCC"/>
-              </w:rPr>
-              <w:t xml:space="preserve">Наказание, </w:t>
-            </w:r>
-            <w:r>
-              <w:rPr>
-                <w:rFonts w:ascii="Times New Roman" w:hAnsi="Times New Roman" w:eastAsia="Times New Roman" w:cs="Times New Roman"/>
-                <w:color w:val="333333"/>
-                <w:sz w:val="24"/>
-                <w:szCs w:val="24"/>
-              </w:rPr>
-              <w:t xml:space="preserve">в </w:t>
-            </w:r>
-            <w:r>
-              <w:rPr>
-                <w:rFonts w:ascii="Times New Roman" w:hAnsi="Times New Roman" w:eastAsia="Times New Roman" w:cs="Times New Roman"/>
-                <w:color w:val="333333"/>
-                <w:sz w:val="24"/>
-                <w:szCs w:val="24"/>
-                <w:shd w:val="clear" w:color="auto" w:fill="F4CCCC"/>
-              </w:rPr>
-              <w:t xml:space="preserve">случае </w:t>
-            </w:r>
-            <w:r>
-              <w:rPr>
-                <w:rFonts w:ascii="Times New Roman" w:hAnsi="Times New Roman" w:eastAsia="Times New Roman" w:cs="Times New Roman"/>
-                <w:color w:val="333333"/>
-                <w:sz w:val="24"/>
-                <w:szCs w:val="24"/>
-              </w:rPr>
-              <w:t xml:space="preserve">превышение </w:t>
-            </w:r>
-            <w:r>
-              <w:rPr>
-                <w:rFonts w:ascii="Times New Roman" w:hAnsi="Times New Roman" w:eastAsia="Times New Roman" w:cs="Times New Roman"/>
-                <w:color w:val="333333"/>
-                <w:sz w:val="24"/>
-                <w:szCs w:val="24"/>
-                <w:shd w:val="clear" w:color="auto" w:fill="F4CCCC"/>
-              </w:rPr>
-              <w:t xml:space="preserve">норм вылова (улова) водных биоресурсов для гражданских лиц </w:t>
-            </w:r>
-            <w:r>
-              <w:rPr>
-                <w:rFonts w:ascii="Times New Roman" w:hAnsi="Times New Roman" w:eastAsia="Times New Roman" w:cs="Times New Roman"/>
-                <w:color w:val="333333"/>
-                <w:sz w:val="24"/>
-                <w:szCs w:val="24"/>
-              </w:rPr>
-              <w:t xml:space="preserve">и </w:t>
-            </w:r>
-            <w:r>
-              <w:rPr>
-                <w:rFonts w:ascii="Times New Roman" w:hAnsi="Times New Roman" w:eastAsia="Times New Roman" w:cs="Times New Roman"/>
-                <w:color w:val="333333"/>
-                <w:sz w:val="24"/>
-                <w:szCs w:val="24"/>
-                <w:shd w:val="clear" w:color="auto" w:fill="F4CCCC"/>
-              </w:rPr>
-              <w:t xml:space="preserve">коммерческих организаций предусматривается Административными </w:t>
-            </w:r>
-            <w:r>
-              <w:rPr>
-                <w:rFonts w:ascii="Times New Roman" w:hAnsi="Times New Roman" w:eastAsia="Times New Roman" w:cs="Times New Roman"/>
-                <w:color w:val="333333"/>
-                <w:sz w:val="24"/>
-                <w:szCs w:val="24"/>
-              </w:rPr>
-              <w:t xml:space="preserve">и </w:t>
-            </w:r>
-            <w:r>
-              <w:rPr>
-                <w:rFonts w:ascii="Times New Roman" w:hAnsi="Times New Roman" w:eastAsia="Times New Roman" w:cs="Times New Roman"/>
-                <w:color w:val="333333"/>
-                <w:sz w:val="24"/>
-                <w:szCs w:val="24"/>
-                <w:shd w:val="clear" w:color="auto" w:fill="F4CCCC"/>
-              </w:rPr>
-              <w:t xml:space="preserve">Уголовным кодексами.</w:t>
+              </w:rPr>
+              <w:t xml:space="preserve">В действующей редакции отсутствует.</w:t>
             </w:r>
           </w:p>
         </w:tc>
@@ -835,7 +771,7 @@
                 <w:sz w:val="24"/>
                 <w:szCs w:val="24"/>
               </w:rPr>
-              <w:t xml:space="preserve">Статья 29</w:t>
+              <w:t xml:space="preserve">Статья 33. Аннулирование и изъятие лицензии «FISHING»</w:t>
             </w:r>
           </w:p>
           <w:p>
@@ -852,17 +788,15 @@
                 <w:szCs w:val="24"/>
                 <w:shd w:val="clear" w:color="auto" w:fill="D9EAD3"/>
               </w:rPr>
-              <w:t xml:space="preserve">Ответственность за нарушение правил рыболовства, </w:t>
-            </w:r>
-            <w:r>
-              <w:rPr>
-                <w:rFonts w:ascii="Times New Roman" w:hAnsi="Times New Roman" w:eastAsia="Times New Roman" w:cs="Times New Roman"/>
-                <w:color w:val="333333"/>
-                <w:sz w:val="24"/>
-                <w:szCs w:val="24"/>
-              </w:rPr>
-              <w:t xml:space="preserve">в </w:t>
-            </w:r>
+              <w:t xml:space="preserve">ч. 1. Лицензия «FISHING» подлежит аннулированию и изъятию при нарушении правил рыболовства, в том числе при вылове водных биоресурсов в водоёмах, указанных в приложении № 1 настоящего закона.</w:t>
+            </w:r>
+          </w:p>
+          <w:p>
+            <w:pPr>
+              <w:widowControl w:val="0"/>
+              <w:spacing w:line="240" w:lineRule="auto"/>
+              <w:jc w:val="both"/>
+            </w:pPr>
             <w:r>
               <w:rPr>
                 <w:rFonts w:ascii="Times New Roman" w:hAnsi="Times New Roman" w:eastAsia="Times New Roman" w:cs="Times New Roman"/>
@@ -871,17 +805,15 @@
                 <w:szCs w:val="24"/>
                 <w:shd w:val="clear" w:color="auto" w:fill="D9EAD3"/>
               </w:rPr>
-              <w:t xml:space="preserve">том числе за вылов без лицензии «FISHING», вылов в водоёмах, указанных в приложении № 1 настоящего закона, и </w:t>
-            </w:r>
-            <w:r>
-              <w:rPr>
-                <w:rFonts w:ascii="Times New Roman" w:hAnsi="Times New Roman" w:eastAsia="Times New Roman" w:cs="Times New Roman"/>
-                <w:color w:val="333333"/>
-                <w:sz w:val="24"/>
-                <w:szCs w:val="24"/>
-              </w:rPr>
-              <w:t xml:space="preserve">превышение </w:t>
-            </w:r>
+              <w:t xml:space="preserve">ч. 2. Аннулирование и изъятие лицензии производится уполномоченным сотрудником LSPD, LSCSD или Офиса Генерального прокурора (ОГП) с составлением протокола.</w:t>
+            </w:r>
+          </w:p>
+          <w:p>
+            <w:pPr>
+              <w:widowControl w:val="0"/>
+              <w:spacing w:line="240" w:lineRule="auto"/>
+              <w:jc w:val="both"/>
+            </w:pPr>
             <w:r>
               <w:rPr>
                 <w:rFonts w:ascii="Times New Roman" w:hAnsi="Times New Roman" w:eastAsia="Times New Roman" w:cs="Times New Roman"/>
@@ -890,17 +822,15 @@
                 <w:szCs w:val="24"/>
                 <w:shd w:val="clear" w:color="auto" w:fill="D9EAD3"/>
               </w:rPr>
-              <w:t xml:space="preserve">нормы вылова, наступает в соответствии со статьями 7.1 </w:t>
-            </w:r>
-            <w:r>
-              <w:rPr>
-                <w:rFonts w:ascii="Times New Roman" w:hAnsi="Times New Roman" w:eastAsia="Times New Roman" w:cs="Times New Roman"/>
-                <w:color w:val="333333"/>
-                <w:sz w:val="24"/>
-                <w:szCs w:val="24"/>
-              </w:rPr>
-              <w:t xml:space="preserve">и </w:t>
-            </w:r>
+              <w:t xml:space="preserve">ч. 3. Аннулирование лицензии не освобождает лицо от административной ответственности, а выловленные водные биоресурсы подлежат изъятию.</w:t>
+            </w:r>
+          </w:p>
+          <w:p>
+            <w:pPr>
+              <w:widowControl w:val="0"/>
+              <w:spacing w:line="240" w:lineRule="auto"/>
+              <w:jc w:val="both"/>
+            </w:pPr>
             <w:r>
               <w:rPr>
                 <w:rFonts w:ascii="Times New Roman" w:hAnsi="Times New Roman" w:eastAsia="Times New Roman" w:cs="Times New Roman"/>
@@ -909,26 +839,7 @@
                 <w:szCs w:val="24"/>
                 <w:shd w:val="clear" w:color="auto" w:fill="D9EAD3"/>
               </w:rPr>
-              <w:t xml:space="preserve">7.2 Административного кодекса штата San-Andreas с обязательным изъятием улова, а также с аннулированием </w:t>
-            </w:r>
-            <w:r>
-              <w:rPr>
-                <w:rFonts w:ascii="Times New Roman" w:hAnsi="Times New Roman" w:eastAsia="Times New Roman" w:cs="Times New Roman"/>
-                <w:color w:val="333333"/>
-                <w:sz w:val="24"/>
-                <w:szCs w:val="24"/>
-              </w:rPr>
-              <w:t xml:space="preserve">и </w:t>
-            </w:r>
-            <w:r>
-              <w:rPr>
-                <w:rFonts w:ascii="Times New Roman" w:hAnsi="Times New Roman" w:eastAsia="Times New Roman" w:cs="Times New Roman"/>
-                <w:color w:val="333333"/>
-                <w:sz w:val="24"/>
-                <w:szCs w:val="24"/>
-                <w:shd w:val="clear" w:color="auto" w:fill="D9EAD3"/>
-              </w:rPr>
-              <w:t xml:space="preserve">изъятием лицензии «FISHING» в случаях, предусмотренных статьёй 15 настоящего закона.</w:t>
+              <w:t xml:space="preserve">ч. 4. Повторное получение лицензии «FISHING» осуществляется в порядке, установленном статьёй 12 настоящего закона.</w:t>
             </w:r>
           </w:p>
         </w:tc>

--- a/Законопроекты/Законопроекты 260 (лицензия FISHING)/ACT.260.Закон об охоте и рыбалке (лицензия FISHING).docx
+++ b/Законопроекты/Законопроекты 260 (лицензия FISHING)/ACT.260.Закон об охоте и рыбалке (лицензия FISHING).docx
@@ -174,7 +174,7 @@
           <w:sz w:val="24"/>
           <w:szCs w:val="24"/>
         </w:rPr>
-        <w:t>Настоящий законопроект вводит в Закон «Об охоте и рыбалке на территории штата San-Andreas» аннулирование и изъятие лицензии «FISHING» и точную отсылку к санкциям за нарушение правил рыболовства. Аннулирование лицензий в законе предусмотрено только для охоты (статьи 30–32 — лицензия «HUNTING» и лицензия на оружие); для рыболовства такой нормы нет. Статья 11 объявляет вылов без лицензии браконьерством, но не называет ни санкции, ни последствий для лицензии, а статья 29 отсылает к кодексам в общей форме. В результате штраф по статье 7.1 Административного кодекса выписать можно, а лицензию «FISHING» у лица, ловившего в заповедных водоёмах, снять нельзя. Новая статья 33 ставится последней в главе VI «Контроль, надзор и ответственность», поэтому нумерация статей закона продолжается подряд (после статьи 32); она устанавливает аннулирование и изъятие лицензии при нарушении правил рыболовства, относит полномочие к сотрудникам LSPD, LSCSD и Офиса Генерального прокурора, указывает, что аннулирование не освобождает от административной ответственности, а улов изымается, и сохраняет общий порядок повторного получения лицензии по статье 12. Статья 29 приводится к точной отсылке, статья 11 дополняется указанием на изъятие улова. Нормы о выдаче лицензии, рыболовных зонах, видах водных биоресурсов и уголовной ответственности не изменяются.</w:t>
+        <w:t>Законопроект направлен на устранение правового пробела путем введения механизма аннулирования и изъятия лицензии «FISHING» за нарушение правил рыболовства.</w:t>
       </w:r>
     </w:p>
     <w:p>
